--- a/docs/word/14 - Scripts SQL.docx
+++ b/docs/word/14 - Scripts SQL.docx
@@ -118,11 +118,11 @@
       <w:pPr>
         <w:pStyle w:val="Heading1"/>
       </w:pPr>
-      <w:bookmarkStart w:name="_Toc126" w:id="126"/>
+      <w:bookmarkStart w:name="_Toc127" w:id="127"/>
       <w:r>
         <w:t xml:space="preserve">Sumário</w:t>
       </w:r>
-      <w:bookmarkEnd w:id="126"/>
+      <w:bookmarkEnd w:id="127"/>
     </w:p>
     <w:p>
       <w:r>
@@ -153,7 +153,7 @@
             <w:instrText xml:space="preserve">TOC \h \o "1-2"</w:instrText>
             <w:fldChar w:fldCharType="separate"/>
           </w:r>
-          <w:hyperlink w:history="1" w:anchor="_Toc126">
+          <w:hyperlink w:history="1" w:anchor="_Toc127">
             <w:r>
               <w:t xml:space="preserve">Sumário</w:t>
             </w:r>
@@ -162,7 +162,7 @@
             </w:r>
             <w:r>
               <w:fldChar w:fldCharType="begin" w:dirty="true"/>
-              <w:instrText xml:space="preserve">PAGEREF _Toc126 \h</w:instrText>
+              <w:instrText xml:space="preserve">PAGEREF _Toc127 \h</w:instrText>
               <w:fldChar w:fldCharType="separate"/>
               <w:fldChar w:fldCharType="end"/>
             </w:r>
@@ -175,32 +175,9 @@
               <w:tab w:val="right" w:pos="9638" w:leader="dot"/>
             </w:tabs>
           </w:pPr>
-          <w:hyperlink w:history="1" w:anchor="_Toc127">
+          <w:hyperlink w:history="1" w:anchor="_Toc128">
             <w:r>
               <w:t xml:space="preserve">Scripts SQL</w:t>
-            </w:r>
-            <w:r>
-              <w:tab/>
-            </w:r>
-            <w:r>
-              <w:fldChar w:fldCharType="begin" w:dirty="true"/>
-              <w:instrText xml:space="preserve">PAGEREF _Toc127 \h</w:instrText>
-              <w:fldChar w:fldCharType="separate"/>
-              <w:fldChar w:fldCharType="end"/>
-            </w:r>
-          </w:hyperlink>
-        </w:p>
-        <w:p>
-          <w:pPr>
-            <w:pStyle w:val="TOC2"/>
-            <w:tabs>
-              <w:tab w:val="right" w:pos="9638" w:leader="dot"/>
-            </w:tabs>
-            <w:ind w:left="220"/>
-          </w:pPr>
-          <w:hyperlink w:history="1" w:anchor="_Toc128">
-            <w:r>
-              <w:t xml:space="preserve">criar_tabelas_bloqueio.sql</w:t>
             </w:r>
             <w:r>
               <w:tab/>
@@ -223,7 +200,7 @@
           </w:pPr>
           <w:hyperlink w:history="1" w:anchor="_Toc129">
             <w:r>
-              <w:t xml:space="preserve">criar_tabelas_painel.sql</w:t>
+              <w:t xml:space="preserve">criar_tabelas_bloqueio.sql</w:t>
             </w:r>
             <w:r>
               <w:tab/>
@@ -246,7 +223,7 @@
           </w:pPr>
           <w:hyperlink w:history="1" w:anchor="_Toc130">
             <w:r>
-              <w:t xml:space="preserve">criar_tabelas_usuarios.sql</w:t>
+              <w:t xml:space="preserve">criar_tabelas_painel.sql</w:t>
             </w:r>
             <w:r>
               <w:tab/>
@@ -269,7 +246,7 @@
           </w:pPr>
           <w:hyperlink w:history="1" w:anchor="_Toc131">
             <w:r>
-              <w:t xml:space="preserve">criar_tabelas_solicitacoes.sql</w:t>
+              <w:t xml:space="preserve">criar_tabelas_usuarios.sql</w:t>
             </w:r>
             <w:r>
               <w:tab/>
@@ -292,7 +269,7 @@
           </w:pPr>
           <w:hyperlink w:history="1" w:anchor="_Toc132">
             <w:r>
-              <w:t xml:space="preserve">carga_inicial_controle.sql</w:t>
+              <w:t xml:space="preserve">criar_tabelas_solicitacoes.sql</w:t>
             </w:r>
             <w:r>
               <w:tab/>
@@ -300,6 +277,29 @@
             <w:r>
               <w:fldChar w:fldCharType="begin" w:dirty="true"/>
               <w:instrText xml:space="preserve">PAGEREF _Toc132 \h</w:instrText>
+              <w:fldChar w:fldCharType="separate"/>
+              <w:fldChar w:fldCharType="end"/>
+            </w:r>
+          </w:hyperlink>
+        </w:p>
+        <w:p>
+          <w:pPr>
+            <w:pStyle w:val="TOC2"/>
+            <w:tabs>
+              <w:tab w:val="right" w:pos="9638" w:leader="dot"/>
+            </w:tabs>
+            <w:ind w:left="220"/>
+          </w:pPr>
+          <w:hyperlink w:history="1" w:anchor="_Toc133">
+            <w:r>
+              <w:t xml:space="preserve">carga_inicial_controle.sql</w:t>
+            </w:r>
+            <w:r>
+              <w:tab/>
+            </w:r>
+            <w:r>
+              <w:fldChar w:fldCharType="begin" w:dirty="true"/>
+              <w:instrText xml:space="preserve">PAGEREF _Toc133 \h</w:instrText>
               <w:fldChar w:fldCharType="separate"/>
               <w:fldChar w:fldCharType="end"/>
             </w:r>
@@ -317,11 +317,11 @@
         <w:pStyle w:val="Heading1"/>
         <w:pageBreakBefore/>
       </w:pPr>
-      <w:bookmarkStart w:name="_Toc127" w:id="127"/>
+      <w:bookmarkStart w:name="_Toc128" w:id="128"/>
       <w:r>
         <w:t xml:space="preserve">Scripts SQL</w:t>
       </w:r>
-      <w:bookmarkEnd w:id="127"/>
+      <w:bookmarkEnd w:id="128"/>
     </w:p>
     <w:tbl>
       <w:tblPr>
@@ -992,11 +992,11 @@
       <w:pPr>
         <w:pStyle w:val="Heading2"/>
       </w:pPr>
-      <w:bookmarkStart w:name="_Toc128" w:id="128"/>
+      <w:bookmarkStart w:name="_Toc129" w:id="129"/>
       <w:r>
         <w:t xml:space="preserve">criar_tabelas_bloqueio.sql</w:t>
       </w:r>
-      <w:bookmarkEnd w:id="128"/>
+      <w:bookmarkEnd w:id="129"/>
     </w:p>
     <w:p>
       <w:pPr>
@@ -3469,11 +3469,11 @@
       <w:pPr>
         <w:pStyle w:val="Heading2"/>
       </w:pPr>
-      <w:bookmarkStart w:name="_Toc129" w:id="129"/>
+      <w:bookmarkStart w:name="_Toc130" w:id="130"/>
       <w:r>
         <w:t xml:space="preserve">criar_tabelas_painel.sql</w:t>
       </w:r>
-      <w:bookmarkEnd w:id="129"/>
+      <w:bookmarkEnd w:id="130"/>
     </w:p>
     <w:p>
       <w:pPr>
@@ -4110,11 +4110,11 @@
       <w:pPr>
         <w:pStyle w:val="Heading2"/>
       </w:pPr>
-      <w:bookmarkStart w:name="_Toc130" w:id="130"/>
+      <w:bookmarkStart w:name="_Toc131" w:id="131"/>
       <w:r>
         <w:t xml:space="preserve">criar_tabelas_usuarios.sql</w:t>
       </w:r>
-      <w:bookmarkEnd w:id="130"/>
+      <w:bookmarkEnd w:id="131"/>
     </w:p>
     <w:p>
       <w:pPr>
@@ -4643,11 +4643,11 @@
       <w:pPr>
         <w:pStyle w:val="Heading2"/>
       </w:pPr>
-      <w:bookmarkStart w:name="_Toc131" w:id="131"/>
+      <w:bookmarkStart w:name="_Toc132" w:id="132"/>
       <w:r>
         <w:t xml:space="preserve">criar_tabelas_solicitacoes.sql</w:t>
       </w:r>
-      <w:bookmarkEnd w:id="131"/>
+      <w:bookmarkEnd w:id="132"/>
     </w:p>
     <w:p>
       <w:pPr>
@@ -5360,11 +5360,11 @@
       <w:pPr>
         <w:pStyle w:val="Heading2"/>
       </w:pPr>
-      <w:bookmarkStart w:name="_Toc132" w:id="132"/>
+      <w:bookmarkStart w:name="_Toc133" w:id="133"/>
       <w:r>
         <w:t xml:space="preserve">carga_inicial_controle.sql</w:t>
       </w:r>
-      <w:bookmarkEnd w:id="132"/>
+      <w:bookmarkEnd w:id="133"/>
     </w:p>
     <w:p>
       <w:pPr>

--- a/docs/word/14 - Scripts SQL.docx
+++ b/docs/word/14 - Scripts SQL.docx
@@ -12,7 +12,7 @@
           <wp:inline distT="0" distB="0" distL="0" distR="0">
             <wp:extent cx="2286000" cy="847725"/>
             <wp:effectExtent t="0" r="0" b="0" l="0"/>
-            <wp:docPr id="40" name="" descr="" title=""/>
+            <wp:docPr id="41" name="" descr="" title=""/>
             <wp:cNvGraphicFramePr>
               <a:graphicFrameLocks xmlns:a="http://schemas.openxmlformats.org/drawingml/2006/main" noChangeAspect="1"/>
             </wp:cNvGraphicFramePr>
@@ -92,7 +92,7 @@
           <w:sz w:val="22"/>
           <w:szCs w:val="22"/>
         </w:rPr>
-        <w:t xml:space="preserve">Atualizado em 23 de outubro de 2026</w:t>
+        <w:t xml:space="preserve">Atualizado em 28 de outubro de 2026</w:t>
       </w:r>
     </w:p>
     <w:p>
@@ -118,11 +118,11 @@
       <w:pPr>
         <w:pStyle w:val="Heading1"/>
       </w:pPr>
-      <w:bookmarkStart w:name="_Toc127" w:id="127"/>
+      <w:bookmarkStart w:name="_Toc136" w:id="136"/>
       <w:r>
         <w:t xml:space="preserve">Sumário</w:t>
       </w:r>
-      <w:bookmarkEnd w:id="127"/>
+      <w:bookmarkEnd w:id="136"/>
     </w:p>
     <w:p>
       <w:r>
@@ -153,7 +153,7 @@
             <w:instrText xml:space="preserve">TOC \h \o "1-2"</w:instrText>
             <w:fldChar w:fldCharType="separate"/>
           </w:r>
-          <w:hyperlink w:history="1" w:anchor="_Toc127">
+          <w:hyperlink w:history="1" w:anchor="_Toc136">
             <w:r>
               <w:t xml:space="preserve">Sumário</w:t>
             </w:r>
@@ -162,7 +162,7 @@
             </w:r>
             <w:r>
               <w:fldChar w:fldCharType="begin" w:dirty="true"/>
-              <w:instrText xml:space="preserve">PAGEREF _Toc127 \h</w:instrText>
+              <w:instrText xml:space="preserve">PAGEREF _Toc136 \h</w:instrText>
               <w:fldChar w:fldCharType="separate"/>
               <w:fldChar w:fldCharType="end"/>
             </w:r>
@@ -175,7 +175,7 @@
               <w:tab w:val="right" w:pos="9638" w:leader="dot"/>
             </w:tabs>
           </w:pPr>
-          <w:hyperlink w:history="1" w:anchor="_Toc128">
+          <w:hyperlink w:history="1" w:anchor="_Toc137">
             <w:r>
               <w:t xml:space="preserve">Scripts SQL</w:t>
             </w:r>
@@ -184,7 +184,7 @@
             </w:r>
             <w:r>
               <w:fldChar w:fldCharType="begin" w:dirty="true"/>
-              <w:instrText xml:space="preserve">PAGEREF _Toc128 \h</w:instrText>
+              <w:instrText xml:space="preserve">PAGEREF _Toc137 \h</w:instrText>
               <w:fldChar w:fldCharType="separate"/>
               <w:fldChar w:fldCharType="end"/>
             </w:r>
@@ -198,7 +198,7 @@
             </w:tabs>
             <w:ind w:left="220"/>
           </w:pPr>
-          <w:hyperlink w:history="1" w:anchor="_Toc129">
+          <w:hyperlink w:history="1" w:anchor="_Toc138">
             <w:r>
               <w:t xml:space="preserve">criar_tabelas_bloqueio.sql</w:t>
             </w:r>
@@ -207,7 +207,7 @@
             </w:r>
             <w:r>
               <w:fldChar w:fldCharType="begin" w:dirty="true"/>
-              <w:instrText xml:space="preserve">PAGEREF _Toc129 \h</w:instrText>
+              <w:instrText xml:space="preserve">PAGEREF _Toc138 \h</w:instrText>
               <w:fldChar w:fldCharType="separate"/>
               <w:fldChar w:fldCharType="end"/>
             </w:r>
@@ -221,7 +221,7 @@
             </w:tabs>
             <w:ind w:left="220"/>
           </w:pPr>
-          <w:hyperlink w:history="1" w:anchor="_Toc130">
+          <w:hyperlink w:history="1" w:anchor="_Toc139">
             <w:r>
               <w:t xml:space="preserve">criar_tabelas_painel.sql</w:t>
             </w:r>
@@ -230,7 +230,7 @@
             </w:r>
             <w:r>
               <w:fldChar w:fldCharType="begin" w:dirty="true"/>
-              <w:instrText xml:space="preserve">PAGEREF _Toc130 \h</w:instrText>
+              <w:instrText xml:space="preserve">PAGEREF _Toc139 \h</w:instrText>
               <w:fldChar w:fldCharType="separate"/>
               <w:fldChar w:fldCharType="end"/>
             </w:r>
@@ -244,7 +244,7 @@
             </w:tabs>
             <w:ind w:left="220"/>
           </w:pPr>
-          <w:hyperlink w:history="1" w:anchor="_Toc131">
+          <w:hyperlink w:history="1" w:anchor="_Toc140">
             <w:r>
               <w:t xml:space="preserve">criar_tabelas_usuarios.sql</w:t>
             </w:r>
@@ -253,7 +253,7 @@
             </w:r>
             <w:r>
               <w:fldChar w:fldCharType="begin" w:dirty="true"/>
-              <w:instrText xml:space="preserve">PAGEREF _Toc131 \h</w:instrText>
+              <w:instrText xml:space="preserve">PAGEREF _Toc140 \h</w:instrText>
               <w:fldChar w:fldCharType="separate"/>
               <w:fldChar w:fldCharType="end"/>
             </w:r>
@@ -267,7 +267,7 @@
             </w:tabs>
             <w:ind w:left="220"/>
           </w:pPr>
-          <w:hyperlink w:history="1" w:anchor="_Toc132">
+          <w:hyperlink w:history="1" w:anchor="_Toc141">
             <w:r>
               <w:t xml:space="preserve">criar_tabelas_solicitacoes.sql</w:t>
             </w:r>
@@ -276,7 +276,7 @@
             </w:r>
             <w:r>
               <w:fldChar w:fldCharType="begin" w:dirty="true"/>
-              <w:instrText xml:space="preserve">PAGEREF _Toc132 \h</w:instrText>
+              <w:instrText xml:space="preserve">PAGEREF _Toc141 \h</w:instrText>
               <w:fldChar w:fldCharType="separate"/>
               <w:fldChar w:fldCharType="end"/>
             </w:r>
@@ -290,7 +290,30 @@
             </w:tabs>
             <w:ind w:left="220"/>
           </w:pPr>
-          <w:hyperlink w:history="1" w:anchor="_Toc133">
+          <w:hyperlink w:history="1" w:anchor="_Toc142">
+            <w:r>
+              <w:t xml:space="preserve">criar_tabelas_unidades.sql</w:t>
+            </w:r>
+            <w:r>
+              <w:tab/>
+            </w:r>
+            <w:r>
+              <w:fldChar w:fldCharType="begin" w:dirty="true"/>
+              <w:instrText xml:space="preserve">PAGEREF _Toc142 \h</w:instrText>
+              <w:fldChar w:fldCharType="separate"/>
+              <w:fldChar w:fldCharType="end"/>
+            </w:r>
+          </w:hyperlink>
+        </w:p>
+        <w:p>
+          <w:pPr>
+            <w:pStyle w:val="TOC2"/>
+            <w:tabs>
+              <w:tab w:val="right" w:pos="9638" w:leader="dot"/>
+            </w:tabs>
+            <w:ind w:left="220"/>
+          </w:pPr>
+          <w:hyperlink w:history="1" w:anchor="_Toc143">
             <w:r>
               <w:t xml:space="preserve">carga_inicial_controle.sql</w:t>
             </w:r>
@@ -299,7 +322,7 @@
             </w:r>
             <w:r>
               <w:fldChar w:fldCharType="begin" w:dirty="true"/>
-              <w:instrText xml:space="preserve">PAGEREF _Toc133 \h</w:instrText>
+              <w:instrText xml:space="preserve">PAGEREF _Toc143 \h</w:instrText>
               <w:fldChar w:fldCharType="separate"/>
               <w:fldChar w:fldCharType="end"/>
             </w:r>
@@ -317,11 +340,11 @@
         <w:pStyle w:val="Heading1"/>
         <w:pageBreakBefore/>
       </w:pPr>
-      <w:bookmarkStart w:name="_Toc128" w:id="128"/>
+      <w:bookmarkStart w:name="_Toc137" w:id="137"/>
       <w:r>
         <w:t xml:space="preserve">Scripts SQL</w:t>
       </w:r>
-      <w:bookmarkEnd w:id="128"/>
+      <w:bookmarkEnd w:id="137"/>
     </w:p>
     <w:tbl>
       <w:tblPr>
@@ -859,7 +882,7 @@
               <w:rPr>
                 <w:color w:val="1C1FC8"/>
               </w:rPr>
-              <w:t xml:space="preserve">sql/carga_inicial_controle.sql</w:t>
+              <w:t xml:space="preserve">sql/criar_tabelas_unidades.sql</w:t>
             </w:r>
           </w:p>
         </w:tc>
@@ -878,7 +901,46 @@
               <w:spacing w:after="40" w:before="40"/>
             </w:pPr>
             <w:r>
-              <w:t xml:space="preserve">Preenche o controle com a situação deixada pela automação</w:t>
+              <w:t xml:space="preserve">Cria </w:t>
+            </w:r>
+            <w:r>
+              <w:rPr>
+                <w:rFonts w:ascii="Consolas" w:cs="Consolas" w:eastAsia="Consolas" w:hAnsi="Consolas"/>
+                <w:color w:val="6A1BBF"/>
+                <w:sz w:val="18"/>
+                <w:szCs w:val="18"/>
+                <w:shd w:fill="F1ECFB" w:color="auto" w:val="clear"/>
+              </w:rPr>
+              <w:t xml:space="preserve">dbo.CtlCnnUnidade</w:t>
+            </w:r>
+            <w:r>
+              <w:t xml:space="preserve"> e </w:t>
+            </w:r>
+            <w:r>
+              <w:rPr>
+                <w:rFonts w:ascii="Consolas" w:cs="Consolas" w:eastAsia="Consolas" w:hAnsi="Consolas"/>
+                <w:color w:val="6A1BBF"/>
+                <w:sz w:val="18"/>
+                <w:szCs w:val="18"/>
+                <w:shd w:fill="F1ECFB" w:color="auto" w:val="clear"/>
+              </w:rPr>
+              <w:t xml:space="preserve">dbo.CtlCnnUsuarioUnidade</w:t>
+            </w:r>
+            <w:r>
+              <w:t xml:space="preserve">, põe </w:t>
+            </w:r>
+            <w:r>
+              <w:rPr>
+                <w:rFonts w:ascii="Consolas" w:cs="Consolas" w:eastAsia="Consolas" w:hAnsi="Consolas"/>
+                <w:color w:val="6A1BBF"/>
+                <w:sz w:val="18"/>
+                <w:szCs w:val="18"/>
+                <w:shd w:fill="F1ECFB" w:color="auto" w:val="clear"/>
+              </w:rPr>
+              <w:t xml:space="preserve">IdUnidade</w:t>
+            </w:r>
+            <w:r>
+              <w:t xml:space="preserve"> em todas as tabelas de dados e refaz as chaves com a unidade</w:t>
             </w:r>
           </w:p>
         </w:tc>
@@ -896,11 +958,99 @@
             <w:pPr>
               <w:spacing w:after="40" w:before="40"/>
             </w:pPr>
+            <w:r>
+              <w:t xml:space="preserve">Implantação das unidades, </w:t>
+            </w:r>
             <w:r>
               <w:rPr>
                 <w:b/>
                 <w:bCs/>
               </w:rPr>
+              <w:t xml:space="preserve">depois</w:t>
+            </w:r>
+            <w:r>
+              <w:t xml:space="preserve"> dos outros scripts e </w:t>
+            </w:r>
+            <w:r>
+              <w:rPr>
+                <w:b/>
+                <w:bCs/>
+              </w:rPr>
+              <w:t xml:space="preserve">antes</w:t>
+            </w:r>
+            <w:r>
+              <w:t xml:space="preserve"> de colar os workflows novos</w:t>
+            </w:r>
+          </w:p>
+        </w:tc>
+      </w:tr>
+      <w:tr>
+        <w:trPr>
+          <w:cantSplit/>
+        </w:trPr>
+        <w:tc>
+          <w:tcPr>
+            <w:tcW w:type="dxa" w:w="3213"/>
+            <w:shd w:fill="F6F4FE" w:color="auto" w:val="clear"/>
+            <w:tcMar>
+              <w:top w:type="dxa" w:w="60"/>
+              <w:left w:type="dxa" w:w="100"/>
+              <w:bottom w:type="dxa" w:w="60"/>
+              <w:right w:type="dxa" w:w="100"/>
+            </w:tcMar>
+          </w:tcPr>
+          <w:p>
+            <w:pPr>
+              <w:spacing w:after="40" w:before="40"/>
+            </w:pPr>
+            <w:r>
+              <w:rPr>
+                <w:color w:val="1C1FC8"/>
+              </w:rPr>
+              <w:t xml:space="preserve">sql/carga_inicial_controle.sql</w:t>
+            </w:r>
+          </w:p>
+        </w:tc>
+        <w:tc>
+          <w:tcPr>
+            <w:tcW w:type="dxa" w:w="3213"/>
+            <w:shd w:fill="F6F4FE" w:color="auto" w:val="clear"/>
+            <w:tcMar>
+              <w:top w:type="dxa" w:w="60"/>
+              <w:left w:type="dxa" w:w="100"/>
+              <w:bottom w:type="dxa" w:w="60"/>
+              <w:right w:type="dxa" w:w="100"/>
+            </w:tcMar>
+          </w:tcPr>
+          <w:p>
+            <w:pPr>
+              <w:spacing w:after="40" w:before="40"/>
+            </w:pPr>
+            <w:r>
+              <w:t xml:space="preserve">Preenche o controle com a situação deixada pela automação</w:t>
+            </w:r>
+          </w:p>
+        </w:tc>
+        <w:tc>
+          <w:tcPr>
+            <w:tcW w:type="dxa" w:w="3213"/>
+            <w:shd w:fill="F6F4FE" w:color="auto" w:val="clear"/>
+            <w:tcMar>
+              <w:top w:type="dxa" w:w="60"/>
+              <w:left w:type="dxa" w:w="100"/>
+              <w:bottom w:type="dxa" w:w="60"/>
+              <w:right w:type="dxa" w:w="100"/>
+            </w:tcMar>
+          </w:tcPr>
+          <w:p>
+            <w:pPr>
+              <w:spacing w:after="40" w:before="40"/>
+            </w:pPr>
+            <w:r>
+              <w:rPr>
+                <w:b/>
+                <w:bCs/>
+              </w:rPr>
               <w:t xml:space="preserve">Uma vez</w:t>
             </w:r>
             <w:r>
@@ -920,7 +1070,7 @@
         <w:spacing w:after="120"/>
       </w:pPr>
       <w:r>
-        <w:t xml:space="preserve">Os cinco rodam no banco </w:t>
+        <w:t xml:space="preserve">Os seis rodam no banco </w:t>
       </w:r>
       <w:r>
         <w:rPr>
@@ -992,11 +1142,11 @@
       <w:pPr>
         <w:pStyle w:val="Heading2"/>
       </w:pPr>
-      <w:bookmarkStart w:name="_Toc129" w:id="129"/>
+      <w:bookmarkStart w:name="_Toc138" w:id="138"/>
       <w:r>
         <w:t xml:space="preserve">criar_tabelas_bloqueio.sql</w:t>
       </w:r>
-      <w:bookmarkEnd w:id="129"/>
+      <w:bookmarkEnd w:id="138"/>
     </w:p>
     <w:p>
       <w:pPr>
@@ -1333,7 +1483,7 @@
           <wp:inline distT="0" distB="0" distL="0" distR="0">
             <wp:extent cx="2857500" cy="8562975"/>
             <wp:effectExtent t="0" r="0" b="0" l="0"/>
-            <wp:docPr id="41" name="" descr="" title=""/>
+            <wp:docPr id="42" name="" descr="" title=""/>
             <wp:cNvGraphicFramePr>
               <a:graphicFrameLocks xmlns:a="http://schemas.openxmlformats.org/drawingml/2006/main" noChangeAspect="1"/>
             </wp:cNvGraphicFramePr>
@@ -1387,7 +1537,7 @@
           <wp:inline distT="0" distB="0" distL="0" distR="0">
             <wp:extent cx="2562225" cy="6800850"/>
             <wp:effectExtent t="0" r="0" b="0" l="0"/>
-            <wp:docPr id="42" name="" descr="" title=""/>
+            <wp:docPr id="43" name="" descr="" title=""/>
             <wp:cNvGraphicFramePr>
               <a:graphicFrameLocks xmlns:a="http://schemas.openxmlformats.org/drawingml/2006/main" noChangeAspect="1"/>
             </wp:cNvGraphicFramePr>
@@ -3389,7 +3539,7 @@
           <w:szCs w:val="18"/>
           <w:shd w:fill="F1ECFB" w:color="auto" w:val="clear"/>
         </w:rPr>
-        <w:t xml:space="preserve">TST Araguari</w:t>
+        <w:t xml:space="preserve">TST Araguari - Integracao</w:t>
       </w:r>
       <w:r>
         <w:t xml:space="preserve"> precisa de </w:t>
@@ -3469,11 +3619,11 @@
       <w:pPr>
         <w:pStyle w:val="Heading2"/>
       </w:pPr>
-      <w:bookmarkStart w:name="_Toc130" w:id="130"/>
+      <w:bookmarkStart w:name="_Toc139" w:id="139"/>
       <w:r>
         <w:t xml:space="preserve">criar_tabelas_painel.sql</w:t>
       </w:r>
-      <w:bookmarkEnd w:id="130"/>
+      <w:bookmarkEnd w:id="139"/>
     </w:p>
     <w:p>
       <w:pPr>
@@ -4020,7 +4170,7 @@
                 <w:szCs w:val="18"/>
                 <w:shd w:fill="F1ECFB" w:color="auto" w:val="clear"/>
               </w:rPr>
-              <w:t xml:space="preserve">TST Araguari</w:t>
+              <w:t xml:space="preserve">TST Araguari - Integracao</w:t>
             </w:r>
             <w:r>
               <w:t xml:space="preserve"> (troque o nome e rode à mão)</w:t>
@@ -4110,11 +4260,11 @@
       <w:pPr>
         <w:pStyle w:val="Heading2"/>
       </w:pPr>
-      <w:bookmarkStart w:name="_Toc131" w:id="131"/>
+      <w:bookmarkStart w:name="_Toc140" w:id="140"/>
       <w:r>
         <w:t xml:space="preserve">criar_tabelas_usuarios.sql</w:t>
       </w:r>
-      <w:bookmarkEnd w:id="131"/>
+      <w:bookmarkEnd w:id="140"/>
     </w:p>
     <w:p>
       <w:pPr>
@@ -4521,7 +4671,7 @@
                 <w:szCs w:val="18"/>
                 <w:shd w:fill="F1ECFB" w:color="auto" w:val="clear"/>
               </w:rPr>
-              <w:t xml:space="preserve">TST Araguari</w:t>
+              <w:t xml:space="preserve">TST Araguari - Integracao</w:t>
             </w:r>
           </w:p>
         </w:tc>
@@ -4643,11 +4793,11 @@
       <w:pPr>
         <w:pStyle w:val="Heading2"/>
       </w:pPr>
-      <w:bookmarkStart w:name="_Toc132" w:id="132"/>
+      <w:bookmarkStart w:name="_Toc141" w:id="141"/>
       <w:r>
         <w:t xml:space="preserve">criar_tabelas_solicitacoes.sql</w:t>
       </w:r>
-      <w:bookmarkEnd w:id="132"/>
+      <w:bookmarkEnd w:id="141"/>
     </w:p>
     <w:p>
       <w:pPr>
@@ -5188,7 +5338,7 @@
                 <w:szCs w:val="18"/>
                 <w:shd w:fill="F1ECFB" w:color="auto" w:val="clear"/>
               </w:rPr>
-              <w:t xml:space="preserve">TST Araguari</w:t>
+              <w:t xml:space="preserve">TST Araguari - Integracao</w:t>
             </w:r>
           </w:p>
         </w:tc>
@@ -5360,11 +5510,822 @@
       <w:pPr>
         <w:pStyle w:val="Heading2"/>
       </w:pPr>
-      <w:bookmarkStart w:name="_Toc133" w:id="133"/>
+      <w:bookmarkStart w:name="_Toc142" w:id="142"/>
+      <w:r>
+        <w:t xml:space="preserve">criar_tabelas_unidades.sql</w:t>
+      </w:r>
+      <w:bookmarkEnd w:id="142"/>
+    </w:p>
+    <w:p>
+      <w:pPr>
+        <w:spacing w:after="120"/>
+      </w:pPr>
+      <w:r>
+        <w:t xml:space="preserve">Multiunidade (</w:t>
+      </w:r>
+      <w:r>
+        <w:rPr>
+          <w:color w:val="1C1FC8"/>
+        </w:rPr>
+        <w:t xml:space="preserve">unidades.md</w:t>
+      </w:r>
+      <w:r>
+        <w:t xml:space="preserve">). Pode rodar mais de uma vez e </w:t>
+      </w:r>
+      <w:r>
+        <w:rPr>
+          <w:b/>
+          <w:bCs/>
+        </w:rPr>
+        <w:t xml:space="preserve">nada é apagado</w:t>
+      </w:r>
+      <w:r>
+        <w:t xml:space="preserve">. Usa </w:t>
+      </w:r>
+      <w:r>
+        <w:rPr>
+          <w:rFonts w:ascii="Consolas" w:cs="Consolas" w:eastAsia="Consolas" w:hAnsi="Consolas"/>
+          <w:color w:val="6A1BBF"/>
+          <w:sz w:val="18"/>
+          <w:szCs w:val="18"/>
+          <w:shd w:fill="F1ECFB" w:color="auto" w:val="clear"/>
+        </w:rPr>
+        <w:t xml:space="preserve">SET XACT_ABORT ON</w:t>
+      </w:r>
+      <w:r>
+        <w:t xml:space="preserve">; cada troca de chave roda numa transação.</w:t>
+      </w:r>
+    </w:p>
+    <w:tbl>
+      <w:tblPr>
+        <w:tblW w:type="dxa" w:w="9638"/>
+        <w:tblBorders>
+          <w:top w:val="single" w:color="D9D6EA" w:sz="4"/>
+          <w:left w:val="single" w:color="D9D6EA" w:sz="4"/>
+          <w:bottom w:val="single" w:color="D9D6EA" w:sz="4"/>
+          <w:right w:val="single" w:color="D9D6EA" w:sz="4"/>
+          <w:insideH w:val="single" w:color="D9D6EA" w:sz="4"/>
+          <w:insideV w:val="single" w:color="D9D6EA" w:sz="4"/>
+        </w:tblBorders>
+        <w:tblLayout w:type="fixed"/>
+      </w:tblPr>
+      <w:tblGrid>
+        <w:gridCol w:w="1063"/>
+        <w:gridCol w:w="8575"/>
+      </w:tblGrid>
+      <w:tr>
+        <w:trPr>
+          <w:tblHeader/>
+        </w:trPr>
+        <w:tc>
+          <w:tcPr>
+            <w:tcW w:type="dxa" w:w="1063"/>
+            <w:shd w:fill="1C1FC8" w:color="auto" w:val="clear"/>
+            <w:tcMar>
+              <w:top w:type="dxa" w:w="60"/>
+              <w:left w:type="dxa" w:w="100"/>
+              <w:bottom w:type="dxa" w:w="60"/>
+              <w:right w:type="dxa" w:w="100"/>
+            </w:tcMar>
+          </w:tcPr>
+          <w:p>
+            <w:pPr>
+              <w:spacing w:after="40" w:before="40"/>
+            </w:pPr>
+            <w:r>
+              <w:rPr>
+                <w:b/>
+                <w:bCs/>
+                <w:color w:val="FFFFFF"/>
+              </w:rPr>
+              <w:t xml:space="preserve">#</w:t>
+            </w:r>
+          </w:p>
+        </w:tc>
+        <w:tc>
+          <w:tcPr>
+            <w:tcW w:type="dxa" w:w="8575"/>
+            <w:shd w:fill="1C1FC8" w:color="auto" w:val="clear"/>
+            <w:tcMar>
+              <w:top w:type="dxa" w:w="60"/>
+              <w:left w:type="dxa" w:w="100"/>
+              <w:bottom w:type="dxa" w:w="60"/>
+              <w:right w:type="dxa" w:w="100"/>
+            </w:tcMar>
+          </w:tcPr>
+          <w:p>
+            <w:pPr>
+              <w:spacing w:after="40" w:before="40"/>
+            </w:pPr>
+            <w:r>
+              <w:rPr>
+                <w:b/>
+                <w:bCs/>
+                <w:color w:val="FFFFFF"/>
+              </w:rPr>
+              <w:t xml:space="preserve">O que faz</w:t>
+            </w:r>
+          </w:p>
+        </w:tc>
+      </w:tr>
+      <w:tr>
+        <w:trPr>
+          <w:cantSplit/>
+        </w:trPr>
+        <w:tc>
+          <w:tcPr>
+            <w:tcW w:type="dxa" w:w="1063"/>
+            <w:tcMar>
+              <w:top w:type="dxa" w:w="60"/>
+              <w:left w:type="dxa" w:w="100"/>
+              <w:bottom w:type="dxa" w:w="60"/>
+              <w:right w:type="dxa" w:w="100"/>
+            </w:tcMar>
+          </w:tcPr>
+          <w:p>
+            <w:pPr>
+              <w:spacing w:after="40" w:before="40"/>
+            </w:pPr>
+            <w:r>
+              <w:t xml:space="preserve">1</w:t>
+            </w:r>
+          </w:p>
+        </w:tc>
+        <w:tc>
+          <w:tcPr>
+            <w:tcW w:type="dxa" w:w="8575"/>
+            <w:tcMar>
+              <w:top w:type="dxa" w:w="60"/>
+              <w:left w:type="dxa" w:w="100"/>
+              <w:bottom w:type="dxa" w:w="60"/>
+              <w:right w:type="dxa" w:w="100"/>
+            </w:tcMar>
+          </w:tcPr>
+          <w:p>
+            <w:pPr>
+              <w:spacing w:after="40" w:before="40"/>
+            </w:pPr>
+            <w:r>
+              <w:t xml:space="preserve">Cria </w:t>
+            </w:r>
+            <w:r>
+              <w:rPr>
+                <w:rFonts w:ascii="Consolas" w:cs="Consolas" w:eastAsia="Consolas" w:hAnsi="Consolas"/>
+                <w:color w:val="6A1BBF"/>
+                <w:sz w:val="18"/>
+                <w:szCs w:val="18"/>
+                <w:shd w:fill="F1ECFB" w:color="auto" w:val="clear"/>
+              </w:rPr>
+              <w:t xml:space="preserve">dbo.CtlCnnUnidade</w:t>
+            </w:r>
+            <w:r>
+              <w:t xml:space="preserve"> e insere Salvador (1, </w:t>
+            </w:r>
+            <w:r>
+              <w:rPr>
+                <w:rFonts w:ascii="Consolas" w:cs="Consolas" w:eastAsia="Consolas" w:hAnsi="Consolas"/>
+                <w:color w:val="6A1BBF"/>
+                <w:sz w:val="18"/>
+                <w:szCs w:val="18"/>
+                <w:shd w:fill="F1ECFB" w:color="auto" w:val="clear"/>
+              </w:rPr>
+              <w:t xml:space="preserve">ZARNS_SALVADOR</w:t>
+            </w:r>
+            <w:r>
+              <w:t xml:space="preserve">) e Pouso Alegre (2, </w:t>
+            </w:r>
+            <w:r>
+              <w:rPr>
+                <w:rFonts w:ascii="Consolas" w:cs="Consolas" w:eastAsia="Consolas" w:hAnsi="Consolas"/>
+                <w:color w:val="6A1BBF"/>
+                <w:sz w:val="18"/>
+                <w:szCs w:val="18"/>
+                <w:shd w:fill="F1ECFB" w:color="auto" w:val="clear"/>
+              </w:rPr>
+              <w:t xml:space="preserve">ZARNS_POUSO_ALEGRE</w:t>
+            </w:r>
+            <w:r>
+              <w:t xml:space="preserve">), se não existirem</w:t>
+            </w:r>
+          </w:p>
+        </w:tc>
+      </w:tr>
+      <w:tr>
+        <w:trPr>
+          <w:cantSplit/>
+        </w:trPr>
+        <w:tc>
+          <w:tcPr>
+            <w:tcW w:type="dxa" w:w="1063"/>
+            <w:shd w:fill="F6F4FE" w:color="auto" w:val="clear"/>
+            <w:tcMar>
+              <w:top w:type="dxa" w:w="60"/>
+              <w:left w:type="dxa" w:w="100"/>
+              <w:bottom w:type="dxa" w:w="60"/>
+              <w:right w:type="dxa" w:w="100"/>
+            </w:tcMar>
+          </w:tcPr>
+          <w:p>
+            <w:pPr>
+              <w:spacing w:after="40" w:before="40"/>
+            </w:pPr>
+            <w:r>
+              <w:t xml:space="preserve">2</w:t>
+            </w:r>
+          </w:p>
+        </w:tc>
+        <w:tc>
+          <w:tcPr>
+            <w:tcW w:type="dxa" w:w="8575"/>
+            <w:shd w:fill="F6F4FE" w:color="auto" w:val="clear"/>
+            <w:tcMar>
+              <w:top w:type="dxa" w:w="60"/>
+              <w:left w:type="dxa" w:w="100"/>
+              <w:bottom w:type="dxa" w:w="60"/>
+              <w:right w:type="dxa" w:w="100"/>
+            </w:tcMar>
+          </w:tcPr>
+          <w:p>
+            <w:pPr>
+              <w:spacing w:after="40" w:before="40"/>
+            </w:pPr>
+            <w:r>
+              <w:t xml:space="preserve">Cria </w:t>
+            </w:r>
+            <w:r>
+              <w:rPr>
+                <w:rFonts w:ascii="Consolas" w:cs="Consolas" w:eastAsia="Consolas" w:hAnsi="Consolas"/>
+                <w:color w:val="6A1BBF"/>
+                <w:sz w:val="18"/>
+                <w:szCs w:val="18"/>
+                <w:shd w:fill="F1ECFB" w:color="auto" w:val="clear"/>
+              </w:rPr>
+              <w:t xml:space="preserve">dbo.CtlCnnUsuarioUnidade</w:t>
+            </w:r>
+          </w:p>
+        </w:tc>
+      </w:tr>
+      <w:tr>
+        <w:trPr>
+          <w:cantSplit/>
+        </w:trPr>
+        <w:tc>
+          <w:tcPr>
+            <w:tcW w:type="dxa" w:w="1063"/>
+            <w:tcMar>
+              <w:top w:type="dxa" w:w="60"/>
+              <w:left w:type="dxa" w:w="100"/>
+              <w:bottom w:type="dxa" w:w="60"/>
+              <w:right w:type="dxa" w:w="100"/>
+            </w:tcMar>
+          </w:tcPr>
+          <w:p>
+            <w:pPr>
+              <w:spacing w:after="40" w:before="40"/>
+            </w:pPr>
+            <w:r>
+              <w:t xml:space="preserve">3</w:t>
+            </w:r>
+          </w:p>
+        </w:tc>
+        <w:tc>
+          <w:tcPr>
+            <w:tcW w:type="dxa" w:w="8575"/>
+            <w:tcMar>
+              <w:top w:type="dxa" w:w="60"/>
+              <w:left w:type="dxa" w:w="100"/>
+              <w:bottom w:type="dxa" w:w="60"/>
+              <w:right w:type="dxa" w:w="100"/>
+            </w:tcMar>
+          </w:tcPr>
+          <w:p>
+            <w:pPr>
+              <w:spacing w:after="40" w:before="40"/>
+            </w:pPr>
+            <w:r>
+              <w:t xml:space="preserve">Em </w:t>
+            </w:r>
+            <w:r>
+              <w:rPr>
+                <w:rFonts w:ascii="Consolas" w:cs="Consolas" w:eastAsia="Consolas" w:hAnsi="Consolas"/>
+                <w:color w:val="6A1BBF"/>
+                <w:sz w:val="18"/>
+                <w:szCs w:val="18"/>
+                <w:shd w:fill="F1ECFB" w:color="auto" w:val="clear"/>
+              </w:rPr>
+              <w:t xml:space="preserve">CtlCnnFaltaPaciente</w:t>
+            </w:r>
+            <w:r>
+              <w:t xml:space="preserve">, </w:t>
+            </w:r>
+            <w:r>
+              <w:rPr>
+                <w:rFonts w:ascii="Consolas" w:cs="Consolas" w:eastAsia="Consolas" w:hAnsi="Consolas"/>
+                <w:color w:val="6A1BBF"/>
+                <w:sz w:val="18"/>
+                <w:szCs w:val="18"/>
+                <w:shd w:fill="F1ECFB" w:color="auto" w:val="clear"/>
+              </w:rPr>
+              <w:t xml:space="preserve">CtlCnnFaltaProcedimento</w:t>
+            </w:r>
+            <w:r>
+              <w:t xml:space="preserve">, </w:t>
+            </w:r>
+            <w:r>
+              <w:rPr>
+                <w:rFonts w:ascii="Consolas" w:cs="Consolas" w:eastAsia="Consolas" w:hAnsi="Consolas"/>
+                <w:color w:val="6A1BBF"/>
+                <w:sz w:val="18"/>
+                <w:szCs w:val="18"/>
+                <w:shd w:fill="F1ECFB" w:color="auto" w:val="clear"/>
+              </w:rPr>
+              <w:t xml:space="preserve">CtlCnnCadastro</w:t>
+            </w:r>
+            <w:r>
+              <w:t xml:space="preserve">, </w:t>
+            </w:r>
+            <w:r>
+              <w:rPr>
+                <w:rFonts w:ascii="Consolas" w:cs="Consolas" w:eastAsia="Consolas" w:hAnsi="Consolas"/>
+                <w:color w:val="6A1BBF"/>
+                <w:sz w:val="18"/>
+                <w:szCs w:val="18"/>
+                <w:shd w:fill="F1ECFB" w:color="auto" w:val="clear"/>
+              </w:rPr>
+              <w:t xml:space="preserve">CtlCnnControlePaciente</w:t>
+            </w:r>
+            <w:r>
+              <w:t xml:space="preserve">, </w:t>
+            </w:r>
+            <w:r>
+              <w:rPr>
+                <w:rFonts w:ascii="Consolas" w:cs="Consolas" w:eastAsia="Consolas" w:hAnsi="Consolas"/>
+                <w:color w:val="6A1BBF"/>
+                <w:sz w:val="18"/>
+                <w:szCs w:val="18"/>
+                <w:shd w:fill="F1ECFB" w:color="auto" w:val="clear"/>
+              </w:rPr>
+              <w:t xml:space="preserve">CtlCnnAcaoPaciente</w:t>
+            </w:r>
+            <w:r>
+              <w:t xml:space="preserve"> e </w:t>
+            </w:r>
+            <w:r>
+              <w:rPr>
+                <w:rFonts w:ascii="Consolas" w:cs="Consolas" w:eastAsia="Consolas" w:hAnsi="Consolas"/>
+                <w:color w:val="6A1BBF"/>
+                <w:sz w:val="18"/>
+                <w:szCs w:val="18"/>
+                <w:shd w:fill="F1ECFB" w:color="auto" w:val="clear"/>
+              </w:rPr>
+              <w:t xml:space="preserve">CtlCnnSolicitacao</w:t>
+            </w:r>
+            <w:r>
+              <w:t xml:space="preserve">: coluna </w:t>
+            </w:r>
+            <w:r>
+              <w:rPr>
+                <w:rFonts w:ascii="Consolas" w:cs="Consolas" w:eastAsia="Consolas" w:hAnsi="Consolas"/>
+                <w:color w:val="6A1BBF"/>
+                <w:sz w:val="18"/>
+                <w:szCs w:val="18"/>
+                <w:shd w:fill="F1ECFB" w:color="auto" w:val="clear"/>
+              </w:rPr>
+              <w:t xml:space="preserve">IdUnidade SMALLINT NOT NULL DEFAULT 1</w:t>
+            </w:r>
+            <w:r>
+              <w:t xml:space="preserve"> (o que existe fica em Salvador) e chave estrangeira para </w:t>
+            </w:r>
+            <w:r>
+              <w:rPr>
+                <w:rFonts w:ascii="Consolas" w:cs="Consolas" w:eastAsia="Consolas" w:hAnsi="Consolas"/>
+                <w:color w:val="6A1BBF"/>
+                <w:sz w:val="18"/>
+                <w:szCs w:val="18"/>
+                <w:shd w:fill="F1ECFB" w:color="auto" w:val="clear"/>
+              </w:rPr>
+              <w:t xml:space="preserve">CtlCnnUnidade</w:t>
+            </w:r>
+          </w:p>
+        </w:tc>
+      </w:tr>
+      <w:tr>
+        <w:trPr>
+          <w:cantSplit/>
+        </w:trPr>
+        <w:tc>
+          <w:tcPr>
+            <w:tcW w:type="dxa" w:w="1063"/>
+            <w:shd w:fill="F6F4FE" w:color="auto" w:val="clear"/>
+            <w:tcMar>
+              <w:top w:type="dxa" w:w="60"/>
+              <w:left w:type="dxa" w:w="100"/>
+              <w:bottom w:type="dxa" w:w="60"/>
+              <w:right w:type="dxa" w:w="100"/>
+            </w:tcMar>
+          </w:tcPr>
+          <w:p>
+            <w:pPr>
+              <w:spacing w:after="40" w:before="40"/>
+            </w:pPr>
+            <w:r>
+              <w:t xml:space="preserve">4</w:t>
+            </w:r>
+          </w:p>
+        </w:tc>
+        <w:tc>
+          <w:tcPr>
+            <w:tcW w:type="dxa" w:w="8575"/>
+            <w:shd w:fill="F6F4FE" w:color="auto" w:val="clear"/>
+            <w:tcMar>
+              <w:top w:type="dxa" w:w="60"/>
+              <w:left w:type="dxa" w:w="100"/>
+              <w:bottom w:type="dxa" w:w="60"/>
+              <w:right w:type="dxa" w:w="100"/>
+            </w:tcMar>
+          </w:tcPr>
+          <w:p>
+            <w:pPr>
+              <w:spacing w:after="40" w:before="40"/>
+            </w:pPr>
+            <w:r>
+              <w:t xml:space="preserve">Refaz as chaves e os índices com </w:t>
+            </w:r>
+            <w:r>
+              <w:rPr>
+                <w:rFonts w:ascii="Consolas" w:cs="Consolas" w:eastAsia="Consolas" w:hAnsi="Consolas"/>
+                <w:color w:val="6A1BBF"/>
+                <w:sz w:val="18"/>
+                <w:szCs w:val="18"/>
+                <w:shd w:fill="F1ECFB" w:color="auto" w:val="clear"/>
+              </w:rPr>
+              <w:t xml:space="preserve">IdUnidade</w:t>
+            </w:r>
+            <w:r>
+              <w:t xml:space="preserve"> na frente, </w:t>
+            </w:r>
+            <w:r>
+              <w:rPr>
+                <w:b/>
+                <w:bCs/>
+              </w:rPr>
+              <w:t xml:space="preserve">com os mesmos nomes</w:t>
+            </w:r>
+            <w:r>
+              <w:t xml:space="preserve"> (os scripts antigos conferem pelo nome e não recriam a versão sem unidade). Se o índice já tem </w:t>
+            </w:r>
+            <w:r>
+              <w:rPr>
+                <w:rFonts w:ascii="Consolas" w:cs="Consolas" w:eastAsia="Consolas" w:hAnsi="Consolas"/>
+                <w:color w:val="6A1BBF"/>
+                <w:sz w:val="18"/>
+                <w:szCs w:val="18"/>
+                <w:shd w:fill="F1ECFB" w:color="auto" w:val="clear"/>
+              </w:rPr>
+              <w:t xml:space="preserve">IdUnidade</w:t>
+            </w:r>
+            <w:r>
+              <w:t xml:space="preserve">, não mexe. Lista em </w:t>
+            </w:r>
+            <w:r>
+              <w:rPr>
+                <w:color w:val="1C1FC8"/>
+              </w:rPr>
+              <w:t xml:space="preserve">banco-de-dados.md</w:t>
+            </w:r>
+          </w:p>
+        </w:tc>
+      </w:tr>
+      <w:tr>
+        <w:trPr>
+          <w:cantSplit/>
+        </w:trPr>
+        <w:tc>
+          <w:tcPr>
+            <w:tcW w:type="dxa" w:w="1063"/>
+            <w:tcMar>
+              <w:top w:type="dxa" w:w="60"/>
+              <w:left w:type="dxa" w:w="100"/>
+              <w:bottom w:type="dxa" w:w="60"/>
+              <w:right w:type="dxa" w:w="100"/>
+            </w:tcMar>
+          </w:tcPr>
+          <w:p>
+            <w:pPr>
+              <w:spacing w:after="40" w:before="40"/>
+            </w:pPr>
+            <w:r>
+              <w:t xml:space="preserve">5</w:t>
+            </w:r>
+          </w:p>
+        </w:tc>
+        <w:tc>
+          <w:tcPr>
+            <w:tcW w:type="dxa" w:w="8575"/>
+            <w:tcMar>
+              <w:top w:type="dxa" w:w="60"/>
+              <w:left w:type="dxa" w:w="100"/>
+              <w:bottom w:type="dxa" w:w="60"/>
+              <w:right w:type="dxa" w:w="100"/>
+            </w:tcMar>
+          </w:tcPr>
+          <w:p>
+            <w:pPr>
+              <w:spacing w:after="40" w:before="40"/>
+            </w:pPr>
+            <w:r>
+              <w:t xml:space="preserve">Inclui </w:t>
+            </w:r>
+            <w:r>
+              <w:rPr>
+                <w:rFonts w:ascii="Consolas" w:cs="Consolas" w:eastAsia="Consolas" w:hAnsi="Consolas"/>
+                <w:color w:val="6A1BBF"/>
+                <w:sz w:val="18"/>
+                <w:szCs w:val="18"/>
+                <w:shd w:fill="F1ECFB" w:color="auto" w:val="clear"/>
+              </w:rPr>
+              <w:t xml:space="preserve">UNIDADES_ALTERADAS</w:t>
+            </w:r>
+            <w:r>
+              <w:t xml:space="preserve"> no CHECK de </w:t>
+            </w:r>
+            <w:r>
+              <w:rPr>
+                <w:rFonts w:ascii="Consolas" w:cs="Consolas" w:eastAsia="Consolas" w:hAnsi="Consolas"/>
+                <w:color w:val="6A1BBF"/>
+                <w:sz w:val="18"/>
+                <w:szCs w:val="18"/>
+                <w:shd w:fill="F1ECFB" w:color="auto" w:val="clear"/>
+              </w:rPr>
+              <w:t xml:space="preserve">CtlCnnUsuarioEvento.Evento</w:t>
+            </w:r>
+          </w:p>
+        </w:tc>
+      </w:tr>
+      <w:tr>
+        <w:trPr>
+          <w:cantSplit/>
+        </w:trPr>
+        <w:tc>
+          <w:tcPr>
+            <w:tcW w:type="dxa" w:w="1063"/>
+            <w:shd w:fill="F6F4FE" w:color="auto" w:val="clear"/>
+            <w:tcMar>
+              <w:top w:type="dxa" w:w="60"/>
+              <w:left w:type="dxa" w:w="100"/>
+              <w:bottom w:type="dxa" w:w="60"/>
+              <w:right w:type="dxa" w:w="100"/>
+            </w:tcMar>
+          </w:tcPr>
+          <w:p>
+            <w:pPr>
+              <w:spacing w:after="40" w:before="40"/>
+            </w:pPr>
+            <w:r>
+              <w:t xml:space="preserve">6</w:t>
+            </w:r>
+          </w:p>
+        </w:tc>
+        <w:tc>
+          <w:tcPr>
+            <w:tcW w:type="dxa" w:w="8575"/>
+            <w:shd w:fill="F6F4FE" w:color="auto" w:val="clear"/>
+            <w:tcMar>
+              <w:top w:type="dxa" w:w="60"/>
+              <w:left w:type="dxa" w:w="100"/>
+              <w:bottom w:type="dxa" w:w="60"/>
+              <w:right w:type="dxa" w:w="100"/>
+            </w:tcMar>
+          </w:tcPr>
+          <w:p>
+            <w:pPr>
+              <w:spacing w:after="40" w:before="40"/>
+            </w:pPr>
+            <w:r>
+              <w:t xml:space="preserve">Liga a Salvador quem é Leitor ou Editor e ainda não tem unidade</w:t>
+            </w:r>
+          </w:p>
+        </w:tc>
+      </w:tr>
+      <w:tr>
+        <w:trPr>
+          <w:cantSplit/>
+        </w:trPr>
+        <w:tc>
+          <w:tcPr>
+            <w:tcW w:type="dxa" w:w="1063"/>
+            <w:tcMar>
+              <w:top w:type="dxa" w:w="60"/>
+              <w:left w:type="dxa" w:w="100"/>
+              <w:bottom w:type="dxa" w:w="60"/>
+              <w:right w:type="dxa" w:w="100"/>
+            </w:tcMar>
+          </w:tcPr>
+          <w:p>
+            <w:pPr>
+              <w:spacing w:after="40" w:before="40"/>
+            </w:pPr>
+            <w:r>
+              <w:t xml:space="preserve">7</w:t>
+            </w:r>
+          </w:p>
+        </w:tc>
+        <w:tc>
+          <w:tcPr>
+            <w:tcW w:type="dxa" w:w="8575"/>
+            <w:tcMar>
+              <w:top w:type="dxa" w:w="60"/>
+              <w:left w:type="dxa" w:w="100"/>
+              <w:bottom w:type="dxa" w:w="60"/>
+              <w:right w:type="dxa" w:w="100"/>
+            </w:tcMar>
+          </w:tcPr>
+          <w:p>
+            <w:pPr>
+              <w:spacing w:after="40" w:before="40"/>
+            </w:pPr>
+            <w:r>
+              <w:t xml:space="preserve">Comentário com os </w:t>
+            </w:r>
+            <w:r>
+              <w:rPr>
+                <w:rFonts w:ascii="Consolas" w:cs="Consolas" w:eastAsia="Consolas" w:hAnsi="Consolas"/>
+                <w:color w:val="6A1BBF"/>
+                <w:sz w:val="18"/>
+                <w:szCs w:val="18"/>
+                <w:shd w:fill="F1ECFB" w:color="auto" w:val="clear"/>
+              </w:rPr>
+              <w:t xml:space="preserve">GRANT</w:t>
+            </w:r>
+            <w:r>
+              <w:t xml:space="preserve"> (</w:t>
+            </w:r>
+            <w:r>
+              <w:rPr>
+                <w:rFonts w:ascii="Consolas" w:cs="Consolas" w:eastAsia="Consolas" w:hAnsi="Consolas"/>
+                <w:color w:val="6A1BBF"/>
+                <w:sz w:val="18"/>
+                <w:szCs w:val="18"/>
+                <w:shd w:fill="F1ECFB" w:color="auto" w:val="clear"/>
+              </w:rPr>
+              <w:t xml:space="preserve">SELECT</w:t>
+            </w:r>
+            <w:r>
+              <w:t xml:space="preserve"> em </w:t>
+            </w:r>
+            <w:r>
+              <w:rPr>
+                <w:rFonts w:ascii="Consolas" w:cs="Consolas" w:eastAsia="Consolas" w:hAnsi="Consolas"/>
+                <w:color w:val="6A1BBF"/>
+                <w:sz w:val="18"/>
+                <w:szCs w:val="18"/>
+                <w:shd w:fill="F1ECFB" w:color="auto" w:val="clear"/>
+              </w:rPr>
+              <w:t xml:space="preserve">CtlCnnUnidade</w:t>
+            </w:r>
+            <w:r>
+              <w:t xml:space="preserve">; </w:t>
+            </w:r>
+            <w:r>
+              <w:rPr>
+                <w:rFonts w:ascii="Consolas" w:cs="Consolas" w:eastAsia="Consolas" w:hAnsi="Consolas"/>
+                <w:color w:val="6A1BBF"/>
+                <w:sz w:val="18"/>
+                <w:szCs w:val="18"/>
+                <w:shd w:fill="F1ECFB" w:color="auto" w:val="clear"/>
+              </w:rPr>
+              <w:t xml:space="preserve">SELECT, INSERT, DELETE</w:t>
+            </w:r>
+            <w:r>
+              <w:t xml:space="preserve"> em </w:t>
+            </w:r>
+            <w:r>
+              <w:rPr>
+                <w:rFonts w:ascii="Consolas" w:cs="Consolas" w:eastAsia="Consolas" w:hAnsi="Consolas"/>
+                <w:color w:val="6A1BBF"/>
+                <w:sz w:val="18"/>
+                <w:szCs w:val="18"/>
+                <w:shd w:fill="F1ECFB" w:color="auto" w:val="clear"/>
+              </w:rPr>
+              <w:t xml:space="preserve">CtlCnnUsuarioUnidade</w:t>
+            </w:r>
+            <w:r>
+              <w:t xml:space="preserve">)</w:t>
+            </w:r>
+          </w:p>
+        </w:tc>
+      </w:tr>
+      <w:tr>
+        <w:trPr>
+          <w:cantSplit/>
+        </w:trPr>
+        <w:tc>
+          <w:tcPr>
+            <w:tcW w:type="dxa" w:w="1063"/>
+            <w:shd w:fill="F6F4FE" w:color="auto" w:val="clear"/>
+            <w:tcMar>
+              <w:top w:type="dxa" w:w="60"/>
+              <w:left w:type="dxa" w:w="100"/>
+              <w:bottom w:type="dxa" w:w="60"/>
+              <w:right w:type="dxa" w:w="100"/>
+            </w:tcMar>
+          </w:tcPr>
+          <w:p>
+            <w:pPr>
+              <w:spacing w:after="40" w:before="40"/>
+            </w:pPr>
+            <w:r>
+              <w:t xml:space="preserve">8</w:t>
+            </w:r>
+          </w:p>
+        </w:tc>
+        <w:tc>
+          <w:tcPr>
+            <w:tcW w:type="dxa" w:w="8575"/>
+            <w:shd w:fill="F6F4FE" w:color="auto" w:val="clear"/>
+            <w:tcMar>
+              <w:top w:type="dxa" w:w="60"/>
+              <w:left w:type="dxa" w:w="100"/>
+              <w:bottom w:type="dxa" w:w="60"/>
+              <w:right w:type="dxa" w:w="100"/>
+            </w:tcMar>
+          </w:tcPr>
+          <w:p>
+            <w:pPr>
+              <w:spacing w:after="40" w:before="40"/>
+            </w:pPr>
+            <w:r>
+              <w:rPr>
+                <w:rFonts w:ascii="Consolas" w:cs="Consolas" w:eastAsia="Consolas" w:hAnsi="Consolas"/>
+                <w:color w:val="6A1BBF"/>
+                <w:sz w:val="18"/>
+                <w:szCs w:val="18"/>
+                <w:shd w:fill="F1ECFB" w:color="auto" w:val="clear"/>
+              </w:rPr>
+              <w:t xml:space="preserve">SELECT</w:t>
+            </w:r>
+            <w:r>
+              <w:t xml:space="preserve"> de conferência: as unidades, o nome da variável do CID no n8n e quantos usuários cada uma tem</w:t>
+            </w:r>
+          </w:p>
+        </w:tc>
+      </w:tr>
+    </w:tbl>
+    <w:p>
+      <w:pPr>
+        <w:spacing w:after="120"/>
+      </w:pPr>
+    </w:p>
+    <w:p>
+      <w:pPr>
+        <w:spacing w:after="120"/>
+      </w:pPr>
+      <w:r>
+        <w:rPr>
+          <w:b/>
+          <w:bCs/>
+        </w:rPr>
+        <w:t xml:space="preserve">Rode antes de colar os workflows novos.</w:t>
+      </w:r>
+      <w:r>
+        <w:t xml:space="preserve"> Eles gravam e filtram </w:t>
+      </w:r>
+      <w:r>
+        <w:rPr>
+          <w:rFonts w:ascii="Consolas" w:cs="Consolas" w:eastAsia="Consolas" w:hAnsi="Consolas"/>
+          <w:color w:val="6A1BBF"/>
+          <w:sz w:val="18"/>
+          <w:szCs w:val="18"/>
+          <w:shd w:fill="F1ECFB" w:color="auto" w:val="clear"/>
+        </w:rPr>
+        <w:t xml:space="preserve">IdUnidade</w:t>
+      </w:r>
+      <w:r>
+        <w:t xml:space="preserve">. Com o </w:t>
+      </w:r>
+      <w:r>
+        <w:rPr>
+          <w:rFonts w:ascii="Consolas" w:cs="Consolas" w:eastAsia="Consolas" w:hAnsi="Consolas"/>
+          <w:color w:val="6A1BBF"/>
+          <w:sz w:val="18"/>
+          <w:szCs w:val="18"/>
+          <w:shd w:fill="F1ECFB" w:color="auto" w:val="clear"/>
+        </w:rPr>
+        <w:t xml:space="preserve">DEFAULT 1</w:t>
+      </w:r>
+      <w:r>
+        <w:t xml:space="preserve">, os workflows antigos continuam funcionando enquanto isso (tudo em Salvador).</w:t>
+      </w:r>
+    </w:p>
+    <w:p>
+      <w:pPr>
+        <w:pStyle w:val="Heading2"/>
+      </w:pPr>
+      <w:bookmarkStart w:name="_Toc143" w:id="143"/>
       <w:r>
         <w:t xml:space="preserve">carga_inicial_controle.sql</w:t>
       </w:r>
-      <w:bookmarkEnd w:id="133"/>
+      <w:bookmarkEnd w:id="143"/>
     </w:p>
     <w:p>
       <w:pPr>
@@ -5579,7 +6540,56 @@
         <w:spacing w:after="60"/>
       </w:pPr>
       <w:r>
-        <w:t xml:space="preserve">Termina com a contagem por situação.</w:t>
+        <w:t xml:space="preserve">Por unidade: a falta vigente é calculada dentro de cada unidade e a linha de controle leva o </w:t>
+      </w:r>
+      <w:r>
+        <w:rPr>
+          <w:rFonts w:ascii="Consolas" w:cs="Consolas" w:eastAsia="Consolas" w:hAnsi="Consolas"/>
+          <w:color w:val="6A1BBF"/>
+          <w:sz w:val="18"/>
+          <w:szCs w:val="18"/>
+          <w:shd w:fill="F1ECFB" w:color="auto" w:val="clear"/>
+        </w:rPr>
+        <w:t xml:space="preserve">IdUnidade</w:t>
+      </w:r>
+      <w:r>
+        <w:t xml:space="preserve"> da falta. Por isso precisa rodar </w:t>
+      </w:r>
+      <w:r>
+        <w:rPr>
+          <w:b/>
+          <w:bCs/>
+        </w:rPr>
+        <w:t xml:space="preserve">depois</w:t>
+      </w:r>
+      <w:r>
+        <w:t xml:space="preserve"> de </w:t>
+      </w:r>
+      <w:r>
+        <w:rPr>
+          <w:rFonts w:ascii="Consolas" w:cs="Consolas" w:eastAsia="Consolas" w:hAnsi="Consolas"/>
+          <w:color w:val="6A1BBF"/>
+          <w:sz w:val="18"/>
+          <w:szCs w:val="18"/>
+          <w:shd w:fill="F1ECFB" w:color="auto" w:val="clear"/>
+        </w:rPr>
+        <w:t xml:space="preserve">criar_tabelas_unidades.sql</w:t>
+      </w:r>
+      <w:r>
+        <w:t xml:space="preserve">.</w:t>
+      </w:r>
+    </w:p>
+    <w:p>
+      <w:pPr>
+        <w:pStyle w:val="ListParagraph"/>
+        <w:numPr>
+          <w:ilvl w:val="0"/>
+          <w:numId w:val="2"/>
+        </w:numPr>
+        <w:spacing w:after="60"/>
+      </w:pPr>
+      <w:r>
+        <w:t xml:space="preserve">Termina com a contagem por unidade e situação.</w:t>
       </w:r>
     </w:p>
     <w:p>
